--- a/docs/mop/OPSSD-03.03.M0.23-P-V1.docx
+++ b/docs/mop/OPSSD-03.03.M0.23-P-V1.docx
@@ -12,7 +12,7 @@
           <w:color w:val="1F3864"/>
           <w:sz w:val="32"/>
         </w:rPr>
-        <w:t>MOP — Châssis OTN : alimentation, ventilation et défaillances hardware</w:t>
+        <w:t>Défaut Châssis OTN</w:t>
       </w:r>
     </w:p>
     <w:p>
@@ -121,7 +121,7 @@
                 <w:b w:val="0"/>
                 <w:sz w:val="18"/>
               </w:rPr>
-              <w:t>MOP — Châssis OTN : alimentation, ventilation et défaillances hardware</w:t>
+              <w:t>Défaut Châssis OTN</w:t>
             </w:r>
           </w:p>
         </w:tc>
@@ -319,7 +319,7 @@
                 <w:b w:val="0"/>
                 <w:sz w:val="18"/>
               </w:rPr>
-              <w:t>À compléter (DD/MM/YYYY)</w:t>
+              <w:t>01/03/2026</w:t>
             </w:r>
           </w:p>
         </w:tc>
@@ -352,7 +352,7 @@
                 <w:b w:val="0"/>
                 <w:sz w:val="18"/>
               </w:rPr>
-              <w:t>À compléter (DD/MM/YYYY)</w:t>
+              <w:t>01/03/2028</w:t>
             </w:r>
           </w:p>
         </w:tc>
@@ -496,7 +496,7 @@
                 <w:b w:val="0"/>
                 <w:sz w:val="18"/>
               </w:rPr>
-              <w:t>À compléter (DD/MM/YYYY)</w:t>
+              <w:t>01/04/2026</w:t>
             </w:r>
           </w:p>
         </w:tc>
@@ -565,7 +565,7 @@
         <w:rPr>
           <w:sz w:val="20"/>
         </w:rPr>
-        <w:t>Procédure d'intervention pour incidents châssis OTN (alimentation redondante, ventilation, reboot inattendu).</w:t>
+        <w:t>Procédure d'intervention pour incidents châssis OTN (alimentation, ventilation, reboot inattendu).</w:t>
       </w:r>
     </w:p>
     <w:p/>
@@ -586,7 +586,7 @@
         <w:rPr>
           <w:sz w:val="18"/>
         </w:rPr>
-        <w:t>OPT9603 : 2U, 19"/ETSI, 3 slots service + 1 double-slot, PSU -48V DC (2x PFM03 redondants, 391W max), FCM03 (2 fans, flux droite→gauche)</w:t>
+        <w:t>OPT9603 : 2U, 4 slots, PFM03, FCM03</w:t>
       </w:r>
     </w:p>
     <w:p>
@@ -594,15 +594,7 @@
         <w:rPr>
           <w:sz w:val="18"/>
         </w:rPr>
-        <w:t>OPT9608 : 5U, 19"/ETSI, 8 slots service (4+4), PSU 1800W (PFM_DC redondant), FCM08 (9 fans, hot-swap), Dual RCP08_O 1+1, SD card 8GB</w:t>
-      </w:r>
-    </w:p>
-    <w:p>
-      <w:r>
-        <w:rPr>
-          <w:sz w:val="18"/>
-        </w:rPr>
-        <w:t>RCP08 SD card : backup complet (logiciel système + DB alarmes + config NE)</w:t>
+        <w:t>OPT9608 : 5U, 8 slots, (PFM_DC ), FCM08, Dual RCP08_O</w:t>
       </w:r>
     </w:p>
     <w:p/>
@@ -623,7 +615,7 @@
         <w:rPr>
           <w:sz w:val="18"/>
         </w:rPr>
-        <w:t>Lugos astreinte technique : 07 80 90 10 70</w:t>
+        <w:t>Escalade TLH N+1</w:t>
       </w:r>
     </w:p>
     <w:p>
@@ -631,15 +623,7 @@
         <w:rPr>
           <w:sz w:val="18"/>
         </w:rPr>
-        <w:t>Support Ribbon (RMA châssis) : Ribbon-France.Support@rbbn.com</w:t>
-      </w:r>
-    </w:p>
-    <w:p>
-      <w:r>
-        <w:rPr>
-          <w:sz w:val="18"/>
-        </w:rPr>
-        <w:t>Portail tickets : lugos.atlassian.net</w:t>
+        <w:t>Support Ribbon</w:t>
       </w:r>
     </w:p>
     <w:p>
@@ -663,7 +647,7 @@
         <w:rPr>
           <w:sz w:val="20"/>
         </w:rPr>
-        <w:t>Symptômes couverts : Alarme générale + cascade HB + LB; Alarme générale + cascade LB; Alarme générale + perte tous ports LB; Alarmes LOS OSC + ampli — vérifier chassis vs opérateur.</w:t>
+        <w:t>Symptômes couverts : Alarme générale + cascade HB + LB; Alarme générale + cascade LB; Alarme générale + perte tous ports LB; Alarmes LOS OSC + ampli (vérifier chassis vs opérateur).</w:t>
       </w:r>
     </w:p>
     <w:p/>
@@ -683,7 +667,7 @@
         <w:rPr>
           <w:sz w:val="20"/>
         </w:rPr>
-        <w:t>Responsable : NOC / Ingénieur transmission.</w:t>
+        <w:t>Responsable : Service Desk</w:t>
       </w:r>
     </w:p>
     <w:p>
@@ -699,7 +683,7 @@
         <w:rPr>
           <w:sz w:val="20"/>
         </w:rPr>
-        <w:t>Escalade N+1 si TTR &gt; 60 min ou impact service client.</w:t>
+        <w:t>Escalade N+1</w:t>
       </w:r>
     </w:p>
     <w:p/>
@@ -725,7 +709,7 @@
         <w:rPr>
           <w:sz w:val="20"/>
         </w:rPr>
-        <w:t>Contexte terrain (REX 2021-2025, 5 incidents documentés) : incidents châssis liés aux bascules d'alimentation redondante et défauts FCM ventilation. OPT9603 (châssis PHO, 2U) et OPT9608 (châssis service, 5U) sur les deux sites TH2/TH3. TTR moyen : 30–90 min ; FCM hot-swap sans interruption.</w:t>
+        <w:t>Les incidents châssissont souvent liés aux bascules d'alimentation et au défauts ventilation( FCM) . . TTR moyen : 30–90 min ; Les FCM sont hot-swap.</w:t>
       </w:r>
     </w:p>
     <w:p>
@@ -742,6 +726,17 @@
       </w:pPr>
       <w:r>
         <w:t>3.1.1 Phase 1 — Qualification initiale</w:t>
+      </w:r>
+    </w:p>
+    <w:p>
+      <w:pPr>
+        <w:pStyle w:val="ListNumber"/>
+      </w:pPr>
+      <w:r>
+        <w:rPr>
+          <w:sz w:val="20"/>
+        </w:rPr>
+        <w:t>Acquitter alarmes Lightsoft/Vizee (mail).</w:t>
       </w:r>
     </w:p>
     <w:p>
@@ -796,7 +791,7 @@
         <w:rPr>
           <w:sz w:val="20"/>
         </w:rPr>
-        <w:t>Contrôler tension alimentation : -48V DC (-40V à -72V toléré).</w:t>
+        <w:t>Contrôler tension alimentation : -48V DC.</w:t>
       </w:r>
     </w:p>
     <w:p>
@@ -837,7 +832,7 @@
         <w:rPr>
           <w:sz w:val="20"/>
         </w:rPr>
-        <w:t>Si FCM en alarme : FCM hot-swappable — remplacement sans interruption de service.</w:t>
+        <w:t>Si FCM en alarme : FCM hot-swappable  remplacement → sans interruption de service.</w:t>
       </w:r>
     </w:p>
     <w:p>
@@ -848,7 +843,7 @@
         <w:rPr>
           <w:sz w:val="20"/>
         </w:rPr>
-        <w:t>Si reboot inattendu : vérifier log RCP via SD card ou console Opengear.</w:t>
+        <w:t>Si reboot inattendu : vérifier log RCP via SD card ou console Opengear → Escalade Ribbon.</w:t>
       </w:r>
     </w:p>
     <w:p>
@@ -859,7 +854,7 @@
         <w:rPr>
           <w:sz w:val="20"/>
         </w:rPr>
-        <w:t>Contacter astreinte si perte redondance (1 PFM restant).</w:t>
+        <w:t>Escalade si perte redondance (1 PFM restant).</w:t>
       </w:r>
     </w:p>
     <w:p>
@@ -889,7 +884,7 @@
         <w:rPr>
           <w:sz w:val="20"/>
         </w:rPr>
-        <w:t>Si échange matériel : contacter astreinte + ouvrir ticket RMA Lugos.</w:t>
+        <w:t>Si échange matériel : contacter Connectivité + ouvrir ticket RMA.</w:t>
       </w:r>
     </w:p>
     <w:p>
@@ -900,7 +895,7 @@
         <w:rPr>
           <w:sz w:val="20"/>
         </w:rPr>
-        <w:t>Documenter actions dans NocoDB (TTR, cause, actions).</w:t>
+        <w:t>Documenter actions (TTR, cause, actions).</w:t>
       </w:r>
     </w:p>
     <w:p>
@@ -941,7 +936,7 @@
         <w:rPr>
           <w:sz w:val="20"/>
         </w:rPr>
-        <w:t>Clôturer ticket NocoDB (TTR réel, cause racine, actions correctives).</w:t>
+        <w:t>Clôturer ticket (TTR réel, cause racine, actions correctives).</w:t>
       </w:r>
     </w:p>
     <w:p>
@@ -952,18 +947,7 @@
         <w:rPr>
           <w:sz w:val="20"/>
         </w:rPr>
-        <w:t>Si incident récurrent : escalader vers ingénierie pour analyse RCA.</w:t>
-      </w:r>
-    </w:p>
-    <w:p>
-      <w:pPr>
-        <w:pStyle w:val="ListNumber"/>
-      </w:pPr>
-      <w:r>
-        <w:rPr>
-          <w:sz w:val="20"/>
-        </w:rPr>
-        <w:t>Mettre à jour la présente MOP si nouveau pattern identifié.</w:t>
+        <w:t>Si incident récurrent : escalader vers Ribbon pour analyse RCA.</w:t>
       </w:r>
     </w:p>
     <w:p/>
@@ -983,7 +967,7 @@
         <w:rPr>
           <w:sz w:val="20"/>
         </w:rPr>
-        <w:t>RCP : Routing Control Processor — contrôleur principal châssis OPT9608 (1+1 redondant).</w:t>
+        <w:t>RCP : Routing Control Processor, contrôleur principal châssis</w:t>
       </w:r>
     </w:p>
     <w:p>
@@ -991,7 +975,7 @@
         <w:rPr>
           <w:sz w:val="20"/>
         </w:rPr>
-        <w:t>FCM : Fan Control Module — module ventilation (hot-swappable sur OPT9608).</w:t>
+        <w:t>FCM : Fan Control Module, module ventilation (hot-swap sur OPT9608).</w:t>
       </w:r>
     </w:p>
     <w:p>
@@ -999,7 +983,7 @@
         <w:rPr>
           <w:sz w:val="20"/>
         </w:rPr>
-        <w:t>PFM : Power Filter Module — module alimentation -48V DC (2 modules redondants).</w:t>
+        <w:t>PFM : Power Filter Module, module alimentation -48V DC (2 modules redondants).</w:t>
       </w:r>
     </w:p>
     <w:p>
@@ -1007,7 +991,7 @@
         <w:rPr>
           <w:sz w:val="20"/>
         </w:rPr>
-        <w:t>SD card RCP08 : carte 8GB stockant backup complet (logiciel + alarmes + config NE).</w:t>
+        <w:t>SD card : carte 8GB du la RCP stockant backup complet (logiciel + alarmes + config NE).</w:t>
       </w:r>
     </w:p>
     <w:p>
@@ -1024,14 +1008,6 @@
           <w:sz w:val="20"/>
         </w:rPr>
         <w:t>FRU : Field Replaceable Unit — composant remplaçable sur site.</w:t>
-      </w:r>
-    </w:p>
-    <w:p>
-      <w:r>
-        <w:rPr>
-          <w:sz w:val="20"/>
-        </w:rPr>
-        <w:t>-48V DC : tension nominale alimentation équipements télécom (plage -40V à -72V).</w:t>
       </w:r>
     </w:p>
     <w:sectPr>

--- a/docs/mop/OPSSD-03.03.M0.23-P-V1.docx
+++ b/docs/mop/OPSSD-03.03.M0.23-P-V1.docx
@@ -32,16 +32,17 @@
         <w:tblStyle w:val="TableGrid"/>
         <w:tblW w:type="auto" w:w="0"/>
         <w:jc w:val="center"/>
+        <w:tblLayout w:type="fixed"/>
         <w:tblLook w:firstColumn="1" w:firstRow="1" w:lastColumn="0" w:lastRow="0" w:noHBand="0" w:noVBand="1" w:val="04A0"/>
       </w:tblPr>
       <w:tblGrid>
-        <w:gridCol w:w="4320"/>
-        <w:gridCol w:w="4320"/>
+        <w:gridCol w:w="4677"/>
+        <w:gridCol w:w="4677"/>
       </w:tblGrid>
       <w:tr>
         <w:tc>
           <w:tcPr>
-            <w:tcW w:type="dxa" w:w="8640"/>
+            <w:tcW w:type="dxa" w:w="9354"/>
             <w:gridSpan w:val="2"/>
             <w:shd w:val="clear" w:color="auto" w:fill="1F3864"/>
           </w:tcPr>
@@ -63,7 +64,7 @@
       <w:tr>
         <w:tc>
           <w:tcPr>
-            <w:tcW w:type="dxa" w:w="4320"/>
+            <w:tcW w:type="dxa" w:w="2835"/>
             <w:shd w:val="clear" w:color="auto" w:fill="BDD7EE"/>
           </w:tcPr>
           <w:p>
@@ -79,7 +80,7 @@
         </w:tc>
         <w:tc>
           <w:tcPr>
-            <w:tcW w:type="dxa" w:w="4320"/>
+            <w:tcW w:type="dxa" w:w="6520"/>
           </w:tcPr>
           <w:p>
             <w:r/>
@@ -96,7 +97,7 @@
       <w:tr>
         <w:tc>
           <w:tcPr>
-            <w:tcW w:type="dxa" w:w="4320"/>
+            <w:tcW w:type="dxa" w:w="2835"/>
             <w:shd w:val="clear" w:color="auto" w:fill="BDD7EE"/>
           </w:tcPr>
           <w:p>
@@ -112,7 +113,7 @@
         </w:tc>
         <w:tc>
           <w:tcPr>
-            <w:tcW w:type="dxa" w:w="4320"/>
+            <w:tcW w:type="dxa" w:w="6520"/>
           </w:tcPr>
           <w:p>
             <w:r/>
@@ -129,7 +130,7 @@
       <w:tr>
         <w:tc>
           <w:tcPr>
-            <w:tcW w:type="dxa" w:w="4320"/>
+            <w:tcW w:type="dxa" w:w="2835"/>
             <w:shd w:val="clear" w:color="auto" w:fill="BDD7EE"/>
           </w:tcPr>
           <w:p>
@@ -145,7 +146,7 @@
         </w:tc>
         <w:tc>
           <w:tcPr>
-            <w:tcW w:type="dxa" w:w="4320"/>
+            <w:tcW w:type="dxa" w:w="6520"/>
           </w:tcPr>
           <w:p>
             <w:r/>
@@ -162,7 +163,7 @@
       <w:tr>
         <w:tc>
           <w:tcPr>
-            <w:tcW w:type="dxa" w:w="4320"/>
+            <w:tcW w:type="dxa" w:w="2835"/>
             <w:shd w:val="clear" w:color="auto" w:fill="BDD7EE"/>
           </w:tcPr>
           <w:p>
@@ -178,7 +179,7 @@
         </w:tc>
         <w:tc>
           <w:tcPr>
-            <w:tcW w:type="dxa" w:w="4320"/>
+            <w:tcW w:type="dxa" w:w="6520"/>
           </w:tcPr>
           <w:p>
             <w:r/>
@@ -195,7 +196,7 @@
       <w:tr>
         <w:tc>
           <w:tcPr>
-            <w:tcW w:type="dxa" w:w="4320"/>
+            <w:tcW w:type="dxa" w:w="2835"/>
             <w:shd w:val="clear" w:color="auto" w:fill="BDD7EE"/>
           </w:tcPr>
           <w:p>
@@ -211,7 +212,7 @@
         </w:tc>
         <w:tc>
           <w:tcPr>
-            <w:tcW w:type="dxa" w:w="4320"/>
+            <w:tcW w:type="dxa" w:w="6520"/>
           </w:tcPr>
           <w:p>
             <w:r/>
@@ -228,7 +229,7 @@
       <w:tr>
         <w:tc>
           <w:tcPr>
-            <w:tcW w:type="dxa" w:w="4320"/>
+            <w:tcW w:type="dxa" w:w="2835"/>
             <w:shd w:val="clear" w:color="auto" w:fill="BDD7EE"/>
           </w:tcPr>
           <w:p>
@@ -244,7 +245,7 @@
         </w:tc>
         <w:tc>
           <w:tcPr>
-            <w:tcW w:type="dxa" w:w="4320"/>
+            <w:tcW w:type="dxa" w:w="6520"/>
           </w:tcPr>
           <w:p>
             <w:r/>
@@ -261,7 +262,7 @@
       <w:tr>
         <w:tc>
           <w:tcPr>
-            <w:tcW w:type="dxa" w:w="4320"/>
+            <w:tcW w:type="dxa" w:w="2835"/>
             <w:shd w:val="clear" w:color="auto" w:fill="BDD7EE"/>
           </w:tcPr>
           <w:p>
@@ -277,7 +278,7 @@
         </w:tc>
         <w:tc>
           <w:tcPr>
-            <w:tcW w:type="dxa" w:w="4320"/>
+            <w:tcW w:type="dxa" w:w="6520"/>
           </w:tcPr>
           <w:p>
             <w:r/>
@@ -294,7 +295,7 @@
       <w:tr>
         <w:tc>
           <w:tcPr>
-            <w:tcW w:type="dxa" w:w="4320"/>
+            <w:tcW w:type="dxa" w:w="2835"/>
             <w:shd w:val="clear" w:color="auto" w:fill="BDD7EE"/>
           </w:tcPr>
           <w:p>
@@ -310,7 +311,7 @@
         </w:tc>
         <w:tc>
           <w:tcPr>
-            <w:tcW w:type="dxa" w:w="4320"/>
+            <w:tcW w:type="dxa" w:w="6520"/>
           </w:tcPr>
           <w:p>
             <w:r/>
@@ -327,7 +328,7 @@
       <w:tr>
         <w:tc>
           <w:tcPr>
-            <w:tcW w:type="dxa" w:w="4320"/>
+            <w:tcW w:type="dxa" w:w="2835"/>
             <w:shd w:val="clear" w:color="auto" w:fill="BDD7EE"/>
           </w:tcPr>
           <w:p>
@@ -343,7 +344,7 @@
         </w:tc>
         <w:tc>
           <w:tcPr>
-            <w:tcW w:type="dxa" w:w="4320"/>
+            <w:tcW w:type="dxa" w:w="6520"/>
           </w:tcPr>
           <w:p>
             <w:r/>
@@ -376,16 +377,16 @@
         <w:tblLook w:firstColumn="1" w:firstRow="1" w:lastColumn="0" w:lastRow="0" w:noHBand="0" w:noVBand="1" w:val="04A0"/>
       </w:tblPr>
       <w:tblGrid>
-        <w:gridCol w:w="1728"/>
-        <w:gridCol w:w="1728"/>
-        <w:gridCol w:w="1728"/>
-        <w:gridCol w:w="1728"/>
-        <w:gridCol w:w="1728"/>
+        <w:gridCol w:w="1871"/>
+        <w:gridCol w:w="1871"/>
+        <w:gridCol w:w="1871"/>
+        <w:gridCol w:w="1871"/>
+        <w:gridCol w:w="1871"/>
       </w:tblGrid>
       <w:tr>
         <w:tc>
           <w:tcPr>
-            <w:tcW w:type="dxa" w:w="1728"/>
+            <w:tcW w:type="dxa" w:w="1871"/>
             <w:shd w:val="clear" w:color="auto" w:fill="1F3864"/>
           </w:tcPr>
           <w:p>
@@ -402,7 +403,7 @@
         </w:tc>
         <w:tc>
           <w:tcPr>
-            <w:tcW w:type="dxa" w:w="1728"/>
+            <w:tcW w:type="dxa" w:w="1871"/>
             <w:shd w:val="clear" w:color="auto" w:fill="1F3864"/>
           </w:tcPr>
           <w:p>
@@ -419,7 +420,7 @@
         </w:tc>
         <w:tc>
           <w:tcPr>
-            <w:tcW w:type="dxa" w:w="1728"/>
+            <w:tcW w:type="dxa" w:w="1871"/>
             <w:shd w:val="clear" w:color="auto" w:fill="1F3864"/>
           </w:tcPr>
           <w:p>
@@ -436,7 +437,7 @@
         </w:tc>
         <w:tc>
           <w:tcPr>
-            <w:tcW w:type="dxa" w:w="1728"/>
+            <w:tcW w:type="dxa" w:w="1871"/>
             <w:shd w:val="clear" w:color="auto" w:fill="1F3864"/>
           </w:tcPr>
           <w:p>
@@ -453,7 +454,7 @@
         </w:tc>
         <w:tc>
           <w:tcPr>
-            <w:tcW w:type="dxa" w:w="1728"/>
+            <w:tcW w:type="dxa" w:w="1871"/>
             <w:shd w:val="clear" w:color="auto" w:fill="1F3864"/>
           </w:tcPr>
           <w:p>
@@ -472,7 +473,7 @@
       <w:tr>
         <w:tc>
           <w:tcPr>
-            <w:tcW w:type="dxa" w:w="1728"/>
+            <w:tcW w:type="dxa" w:w="1871"/>
           </w:tcPr>
           <w:p>
             <w:r/>
@@ -487,7 +488,7 @@
         </w:tc>
         <w:tc>
           <w:tcPr>
-            <w:tcW w:type="dxa" w:w="1728"/>
+            <w:tcW w:type="dxa" w:w="1871"/>
           </w:tcPr>
           <w:p>
             <w:r/>
@@ -502,7 +503,7 @@
         </w:tc>
         <w:tc>
           <w:tcPr>
-            <w:tcW w:type="dxa" w:w="1728"/>
+            <w:tcW w:type="dxa" w:w="1871"/>
           </w:tcPr>
           <w:p>
             <w:r/>
@@ -517,7 +518,7 @@
         </w:tc>
         <w:tc>
           <w:tcPr>
-            <w:tcW w:type="dxa" w:w="1728"/>
+            <w:tcW w:type="dxa" w:w="1871"/>
           </w:tcPr>
           <w:p>
             <w:r/>
@@ -532,7 +533,7 @@
         </w:tc>
         <w:tc>
           <w:tcPr>
-            <w:tcW w:type="dxa" w:w="1728"/>
+            <w:tcW w:type="dxa" w:w="1871"/>
           </w:tcPr>
           <w:p>
             <w:r/>
@@ -705,6 +706,8 @@
         </w:rPr>
         <w:t xml:space="preserve">Contexte terrain : </w:t>
       </w:r>
+    </w:p>
+    <w:p>
       <w:r>
         <w:rPr>
           <w:sz w:val="20"/>
@@ -1011,8 +1014,8 @@
       </w:r>
     </w:p>
     <w:sectPr>
-      <w:pgSz w:w="12240" w:h="15840"/>
-      <w:pgMar w:top="1440" w:right="1800" w:bottom="1440" w:left="1800" w:header="720" w:footer="720" w:gutter="0"/>
+      <w:pgSz w:w="11906" w:h="16838"/>
+      <w:pgMar w:top="1134" w:right="1134" w:bottom="1134" w:left="1417" w:header="720" w:footer="720" w:gutter="0"/>
       <w:cols w:space="720"/>
       <w:docGrid w:linePitch="360"/>
     </w:sectPr>
